--- a/8.资源管理/1.流程制度规范类文件/ZHRC-08-03-备件库管理制度.docx
+++ b/8.资源管理/1.流程制度规范类文件/ZHRC-08-03-备件库管理制度.docx
@@ -3782,8 +3782,6 @@
         <w:t>采购专员</w:t>
       </w:r>
       <w:bookmarkEnd w:id="8"/>
-      <w:bookmarkStart w:id="29" w:name="_GoBack"/>
-      <w:bookmarkEnd w:id="29"/>
     </w:p>
     <w:p>
       <w:pPr>
@@ -4505,22 +4503,6 @@
     </w:p>
     <w:p>
       <w:pPr>
-        <w:pStyle w:val="29"/>
-        <w:rPr>
-          <w:rFonts w:hint="default"/>
-          <w:lang w:val="en-US" w:eastAsia="zh-CN"/>
-        </w:rPr>
-      </w:pPr>
-      <w:r>
-        <w:rPr>
-          <w:rFonts w:hint="default"/>
-          <w:lang w:val="en-US" w:eastAsia="zh-CN"/>
-        </w:rPr>
-        <w:t>现场仓储项目： 24小时响应，4小时内完成备件更换。</w:t>
-      </w:r>
-    </w:p>
-    <w:p>
-      <w:pPr>
         <w:pStyle w:val="30"/>
         <w:bidi w:val="0"/>
         <w:rPr>
@@ -4805,6 +4787,530 @@
         </w:rPr>
         <w:t>需定期对库存备件进行可用性检查，并提交《可用性检查报告》，确保备件处于良好状态。</w:t>
       </w:r>
+    </w:p>
+    <w:p>
+      <w:pPr>
+        <w:pStyle w:val="30"/>
+        <w:bidi w:val="0"/>
+        <w:rPr>
+          <w:rFonts w:hint="default"/>
+          <w:lang w:val="en-US" w:eastAsia="zh-CN"/>
+        </w:rPr>
+      </w:pPr>
+      <w:r>
+        <w:rPr>
+          <w:rFonts w:hint="eastAsia"/>
+          <w:lang w:val="en-US" w:eastAsia="zh-CN"/>
+        </w:rPr>
+        <w:t>考核指标</w:t>
+      </w:r>
+    </w:p>
+    <w:tbl>
+      <w:tblPr>
+        <w:tblStyle w:val="21"/>
+        <w:tblW w:w="0" w:type="auto"/>
+        <w:jc w:val="center"/>
+        <w:tblBorders>
+          <w:top w:val="single" w:color="auto" w:sz="4" w:space="0"/>
+          <w:left w:val="single" w:color="auto" w:sz="4" w:space="0"/>
+          <w:bottom w:val="single" w:color="auto" w:sz="4" w:space="0"/>
+          <w:right w:val="single" w:color="auto" w:sz="4" w:space="0"/>
+          <w:insideH w:val="single" w:color="auto" w:sz="4" w:space="0"/>
+          <w:insideV w:val="single" w:color="auto" w:sz="4" w:space="0"/>
+        </w:tblBorders>
+        <w:tblLayout w:type="autofit"/>
+        <w:tblCellMar>
+          <w:top w:w="0" w:type="dxa"/>
+          <w:left w:w="108" w:type="dxa"/>
+          <w:bottom w:w="0" w:type="dxa"/>
+          <w:right w:w="108" w:type="dxa"/>
+        </w:tblCellMar>
+      </w:tblPr>
+      <w:tblGrid>
+        <w:gridCol w:w="841"/>
+        <w:gridCol w:w="2049"/>
+        <w:gridCol w:w="3427"/>
+        <w:gridCol w:w="1107"/>
+        <w:gridCol w:w="1094"/>
+      </w:tblGrid>
+      <w:tr>
+        <w:tblPrEx>
+          <w:tblBorders>
+            <w:top w:val="single" w:color="auto" w:sz="4" w:space="0"/>
+            <w:left w:val="single" w:color="auto" w:sz="4" w:space="0"/>
+            <w:bottom w:val="single" w:color="auto" w:sz="4" w:space="0"/>
+            <w:right w:val="single" w:color="auto" w:sz="4" w:space="0"/>
+            <w:insideH w:val="single" w:color="auto" w:sz="4" w:space="0"/>
+            <w:insideV w:val="single" w:color="auto" w:sz="4" w:space="0"/>
+          </w:tblBorders>
+          <w:tblCellMar>
+            <w:top w:w="0" w:type="dxa"/>
+            <w:left w:w="108" w:type="dxa"/>
+            <w:bottom w:w="0" w:type="dxa"/>
+            <w:right w:w="108" w:type="dxa"/>
+          </w:tblCellMar>
+        </w:tblPrEx>
+        <w:trPr>
+          <w:jc w:val="center"/>
+        </w:trPr>
+        <w:tc>
+          <w:tcPr>
+            <w:tcW w:w="841" w:type="dxa"/>
+          </w:tcPr>
+          <w:p>
+            <w:pPr>
+              <w:keepNext w:val="0"/>
+              <w:keepLines w:val="0"/>
+              <w:pageBreakBefore w:val="0"/>
+              <w:widowControl w:val="0"/>
+              <w:kinsoku w:val="0"/>
+              <w:wordWrap/>
+              <w:overflowPunct/>
+              <w:topLinePunct w:val="0"/>
+              <w:autoSpaceDE w:val="0"/>
+              <w:autoSpaceDN w:val="0"/>
+              <w:bidi w:val="0"/>
+              <w:adjustRightInd w:val="0"/>
+              <w:snapToGrid w:val="0"/>
+              <w:ind w:left="0" w:leftChars="0" w:right="0" w:rightChars="0" w:firstLine="0" w:firstLineChars="0"/>
+              <w:jc w:val="center"/>
+              <w:textAlignment w:val="baseline"/>
+              <w:rPr>
+                <w:rFonts w:hint="default"/>
+                <w:sz w:val="21"/>
+                <w:szCs w:val="21"/>
+                <w:lang w:val="en-US" w:eastAsia="zh-CN"/>
+              </w:rPr>
+            </w:pPr>
+            <w:r>
+              <w:rPr>
+                <w:rFonts w:hint="eastAsia"/>
+                <w:sz w:val="21"/>
+                <w:szCs w:val="21"/>
+                <w:lang w:val="en-US" w:eastAsia="zh-CN"/>
+              </w:rPr>
+              <w:t>序号</w:t>
+            </w:r>
+          </w:p>
+        </w:tc>
+        <w:tc>
+          <w:tcPr>
+            <w:tcW w:w="2049" w:type="dxa"/>
+          </w:tcPr>
+          <w:p>
+            <w:pPr>
+              <w:keepNext w:val="0"/>
+              <w:keepLines w:val="0"/>
+              <w:pageBreakBefore w:val="0"/>
+              <w:widowControl w:val="0"/>
+              <w:kinsoku w:val="0"/>
+              <w:wordWrap/>
+              <w:overflowPunct/>
+              <w:topLinePunct w:val="0"/>
+              <w:autoSpaceDE w:val="0"/>
+              <w:autoSpaceDN w:val="0"/>
+              <w:bidi w:val="0"/>
+              <w:adjustRightInd w:val="0"/>
+              <w:snapToGrid w:val="0"/>
+              <w:ind w:left="0" w:leftChars="0" w:right="0" w:rightChars="0" w:firstLine="0" w:firstLineChars="0"/>
+              <w:jc w:val="center"/>
+              <w:textAlignment w:val="baseline"/>
+              <w:rPr>
+                <w:rFonts w:hint="default"/>
+                <w:sz w:val="21"/>
+                <w:szCs w:val="21"/>
+                <w:lang w:val="en-US" w:eastAsia="zh-CN"/>
+              </w:rPr>
+            </w:pPr>
+            <w:r>
+              <w:rPr>
+                <w:rFonts w:hint="eastAsia"/>
+                <w:sz w:val="21"/>
+                <w:szCs w:val="21"/>
+                <w:lang w:val="en-US" w:eastAsia="zh-CN"/>
+              </w:rPr>
+              <w:t>衡量指标</w:t>
+            </w:r>
+          </w:p>
+        </w:tc>
+        <w:tc>
+          <w:tcPr>
+            <w:tcW w:w="3427" w:type="dxa"/>
+          </w:tcPr>
+          <w:p>
+            <w:pPr>
+              <w:keepNext w:val="0"/>
+              <w:keepLines w:val="0"/>
+              <w:pageBreakBefore w:val="0"/>
+              <w:widowControl w:val="0"/>
+              <w:kinsoku w:val="0"/>
+              <w:wordWrap/>
+              <w:overflowPunct/>
+              <w:topLinePunct w:val="0"/>
+              <w:autoSpaceDE w:val="0"/>
+              <w:autoSpaceDN w:val="0"/>
+              <w:bidi w:val="0"/>
+              <w:adjustRightInd w:val="0"/>
+              <w:snapToGrid w:val="0"/>
+              <w:ind w:left="0" w:leftChars="0" w:right="0" w:rightChars="0" w:firstLine="0" w:firstLineChars="0"/>
+              <w:jc w:val="center"/>
+              <w:textAlignment w:val="baseline"/>
+              <w:rPr>
+                <w:rFonts w:hint="default"/>
+                <w:sz w:val="21"/>
+                <w:szCs w:val="21"/>
+                <w:lang w:val="en-US" w:eastAsia="zh-CN"/>
+              </w:rPr>
+            </w:pPr>
+            <w:r>
+              <w:rPr>
+                <w:rFonts w:hint="eastAsia"/>
+                <w:sz w:val="21"/>
+                <w:szCs w:val="21"/>
+                <w:lang w:val="en-US" w:eastAsia="zh-CN"/>
+              </w:rPr>
+              <w:t>指标计算说明</w:t>
+            </w:r>
+          </w:p>
+        </w:tc>
+        <w:tc>
+          <w:tcPr>
+            <w:tcW w:w="1107" w:type="dxa"/>
+          </w:tcPr>
+          <w:p>
+            <w:pPr>
+              <w:keepNext w:val="0"/>
+              <w:keepLines w:val="0"/>
+              <w:pageBreakBefore w:val="0"/>
+              <w:widowControl w:val="0"/>
+              <w:kinsoku w:val="0"/>
+              <w:wordWrap/>
+              <w:overflowPunct/>
+              <w:topLinePunct w:val="0"/>
+              <w:autoSpaceDE w:val="0"/>
+              <w:autoSpaceDN w:val="0"/>
+              <w:bidi w:val="0"/>
+              <w:adjustRightInd w:val="0"/>
+              <w:snapToGrid w:val="0"/>
+              <w:ind w:left="0" w:leftChars="0" w:right="0" w:rightChars="0" w:firstLine="0" w:firstLineChars="0"/>
+              <w:jc w:val="center"/>
+              <w:textAlignment w:val="baseline"/>
+              <w:rPr>
+                <w:rFonts w:hint="default"/>
+                <w:sz w:val="21"/>
+                <w:szCs w:val="21"/>
+                <w:lang w:val="en-US" w:eastAsia="zh-CN"/>
+              </w:rPr>
+            </w:pPr>
+            <w:r>
+              <w:rPr>
+                <w:rFonts w:hint="eastAsia"/>
+                <w:sz w:val="21"/>
+                <w:szCs w:val="21"/>
+                <w:lang w:val="en-US" w:eastAsia="zh-CN"/>
+              </w:rPr>
+              <w:t>考核频次</w:t>
+            </w:r>
+          </w:p>
+        </w:tc>
+        <w:tc>
+          <w:tcPr>
+            <w:tcW w:w="1094" w:type="dxa"/>
+          </w:tcPr>
+          <w:p>
+            <w:pPr>
+              <w:keepNext w:val="0"/>
+              <w:keepLines w:val="0"/>
+              <w:pageBreakBefore w:val="0"/>
+              <w:widowControl w:val="0"/>
+              <w:kinsoku w:val="0"/>
+              <w:wordWrap/>
+              <w:overflowPunct/>
+              <w:topLinePunct w:val="0"/>
+              <w:autoSpaceDE w:val="0"/>
+              <w:autoSpaceDN w:val="0"/>
+              <w:bidi w:val="0"/>
+              <w:adjustRightInd w:val="0"/>
+              <w:snapToGrid w:val="0"/>
+              <w:ind w:left="0" w:leftChars="0" w:right="0" w:rightChars="0" w:firstLine="0" w:firstLineChars="0"/>
+              <w:jc w:val="center"/>
+              <w:textAlignment w:val="baseline"/>
+              <w:rPr>
+                <w:rFonts w:hint="default"/>
+                <w:sz w:val="21"/>
+                <w:szCs w:val="21"/>
+                <w:lang w:val="en-US" w:eastAsia="zh-CN"/>
+              </w:rPr>
+            </w:pPr>
+            <w:r>
+              <w:rPr>
+                <w:rFonts w:hint="eastAsia"/>
+                <w:sz w:val="21"/>
+                <w:szCs w:val="21"/>
+                <w:lang w:val="en-US" w:eastAsia="zh-CN"/>
+              </w:rPr>
+              <w:t>目标值</w:t>
+            </w:r>
+          </w:p>
+        </w:tc>
+      </w:tr>
+      <w:tr>
+        <w:tblPrEx>
+          <w:tblBorders>
+            <w:top w:val="single" w:color="auto" w:sz="4" w:space="0"/>
+            <w:left w:val="single" w:color="auto" w:sz="4" w:space="0"/>
+            <w:bottom w:val="single" w:color="auto" w:sz="4" w:space="0"/>
+            <w:right w:val="single" w:color="auto" w:sz="4" w:space="0"/>
+            <w:insideH w:val="single" w:color="auto" w:sz="4" w:space="0"/>
+            <w:insideV w:val="single" w:color="auto" w:sz="4" w:space="0"/>
+          </w:tblBorders>
+          <w:tblCellMar>
+            <w:top w:w="0" w:type="dxa"/>
+            <w:left w:w="108" w:type="dxa"/>
+            <w:bottom w:w="0" w:type="dxa"/>
+            <w:right w:w="108" w:type="dxa"/>
+          </w:tblCellMar>
+        </w:tblPrEx>
+        <w:trPr>
+          <w:jc w:val="center"/>
+        </w:trPr>
+        <w:tc>
+          <w:tcPr>
+            <w:tcW w:w="841" w:type="dxa"/>
+          </w:tcPr>
+          <w:p>
+            <w:pPr>
+              <w:pStyle w:val="29"/>
+              <w:keepNext w:val="0"/>
+              <w:keepLines w:val="0"/>
+              <w:pageBreakBefore w:val="0"/>
+              <w:widowControl w:val="0"/>
+              <w:kinsoku w:val="0"/>
+              <w:wordWrap/>
+              <w:overflowPunct/>
+              <w:topLinePunct w:val="0"/>
+              <w:autoSpaceDE w:val="0"/>
+              <w:autoSpaceDN w:val="0"/>
+              <w:bidi w:val="0"/>
+              <w:adjustRightInd w:val="0"/>
+              <w:snapToGrid w:val="0"/>
+              <w:ind w:left="0" w:leftChars="0" w:right="0" w:rightChars="0" w:firstLine="0" w:firstLineChars="0"/>
+              <w:jc w:val="center"/>
+              <w:textAlignment w:val="baseline"/>
+              <w:rPr>
+                <w:rFonts w:hint="default"/>
+                <w:sz w:val="21"/>
+                <w:szCs w:val="21"/>
+                <w:vertAlign w:val="baseline"/>
+                <w:lang w:val="en-US" w:eastAsia="zh-CN"/>
+              </w:rPr>
+            </w:pPr>
+            <w:r>
+              <w:rPr>
+                <w:rFonts w:hint="eastAsia"/>
+                <w:sz w:val="21"/>
+                <w:szCs w:val="21"/>
+                <w:vertAlign w:val="baseline"/>
+                <w:lang w:val="en-US" w:eastAsia="zh-CN"/>
+              </w:rPr>
+              <w:t>1</w:t>
+            </w:r>
+          </w:p>
+        </w:tc>
+        <w:tc>
+          <w:tcPr>
+            <w:tcW w:w="2049" w:type="dxa"/>
+          </w:tcPr>
+          <w:p>
+            <w:pPr>
+              <w:pStyle w:val="29"/>
+              <w:keepNext w:val="0"/>
+              <w:keepLines w:val="0"/>
+              <w:pageBreakBefore w:val="0"/>
+              <w:widowControl w:val="0"/>
+              <w:kinsoku w:val="0"/>
+              <w:wordWrap/>
+              <w:overflowPunct/>
+              <w:topLinePunct w:val="0"/>
+              <w:autoSpaceDE w:val="0"/>
+              <w:autoSpaceDN w:val="0"/>
+              <w:bidi w:val="0"/>
+              <w:adjustRightInd w:val="0"/>
+              <w:snapToGrid w:val="0"/>
+              <w:ind w:left="0" w:leftChars="0" w:right="0" w:rightChars="0" w:firstLine="0" w:firstLineChars="0"/>
+              <w:jc w:val="center"/>
+              <w:textAlignment w:val="baseline"/>
+              <w:rPr>
+                <w:rFonts w:hint="default" w:eastAsia="宋体"/>
+                <w:sz w:val="21"/>
+                <w:szCs w:val="21"/>
+                <w:vertAlign w:val="baseline"/>
+                <w:lang w:val="en-US" w:eastAsia="zh-CN"/>
+              </w:rPr>
+            </w:pPr>
+            <w:r>
+              <w:rPr>
+                <w:rFonts w:hint="eastAsia"/>
+                <w:sz w:val="21"/>
+                <w:szCs w:val="21"/>
+                <w:vertAlign w:val="baseline"/>
+                <w:lang w:val="en-US" w:eastAsia="zh-CN"/>
+              </w:rPr>
+              <w:t>关键备件可用率</w:t>
+            </w:r>
+          </w:p>
+        </w:tc>
+        <w:tc>
+          <w:tcPr>
+            <w:tcW w:w="3427" w:type="dxa"/>
+          </w:tcPr>
+          <w:p>
+            <w:pPr>
+              <w:pStyle w:val="29"/>
+              <w:keepNext w:val="0"/>
+              <w:keepLines w:val="0"/>
+              <w:pageBreakBefore w:val="0"/>
+              <w:widowControl w:val="0"/>
+              <w:kinsoku w:val="0"/>
+              <w:wordWrap/>
+              <w:overflowPunct/>
+              <w:topLinePunct w:val="0"/>
+              <w:autoSpaceDE w:val="0"/>
+              <w:autoSpaceDN w:val="0"/>
+              <w:bidi w:val="0"/>
+              <w:adjustRightInd w:val="0"/>
+              <w:snapToGrid w:val="0"/>
+              <w:ind w:left="0" w:leftChars="0" w:right="0" w:rightChars="0" w:firstLine="0" w:firstLineChars="0"/>
+              <w:jc w:val="center"/>
+              <w:textAlignment w:val="baseline"/>
+              <w:rPr>
+                <w:rFonts w:hint="default"/>
+                <w:sz w:val="21"/>
+                <w:szCs w:val="21"/>
+                <w:vertAlign w:val="baseline"/>
+                <w:lang w:val="en-US" w:eastAsia="zh-CN"/>
+              </w:rPr>
+            </w:pPr>
+            <w:r>
+              <w:rPr>
+                <w:rFonts w:hint="eastAsia"/>
+                <w:sz w:val="21"/>
+                <w:szCs w:val="21"/>
+                <w:vertAlign w:val="baseline"/>
+                <w:lang w:val="en-US" w:eastAsia="zh-CN"/>
+              </w:rPr>
+              <w:t>(1-考核期内关键备件缺货次数 / 考核期内关键备件总需求次数)*100%</w:t>
+            </w:r>
+          </w:p>
+        </w:tc>
+        <w:tc>
+          <w:tcPr>
+            <w:tcW w:w="1107" w:type="dxa"/>
+          </w:tcPr>
+          <w:p>
+            <w:pPr>
+              <w:pStyle w:val="29"/>
+              <w:keepNext w:val="0"/>
+              <w:keepLines w:val="0"/>
+              <w:pageBreakBefore w:val="0"/>
+              <w:widowControl w:val="0"/>
+              <w:kinsoku w:val="0"/>
+              <w:wordWrap/>
+              <w:overflowPunct/>
+              <w:topLinePunct w:val="0"/>
+              <w:autoSpaceDE w:val="0"/>
+              <w:autoSpaceDN w:val="0"/>
+              <w:bidi w:val="0"/>
+              <w:adjustRightInd w:val="0"/>
+              <w:snapToGrid w:val="0"/>
+              <w:ind w:left="0" w:leftChars="0" w:right="0" w:rightChars="0" w:firstLine="0" w:firstLineChars="0"/>
+              <w:jc w:val="center"/>
+              <w:textAlignment w:val="baseline"/>
+              <w:rPr>
+                <w:rFonts w:hint="default"/>
+                <w:sz w:val="21"/>
+                <w:szCs w:val="21"/>
+                <w:vertAlign w:val="baseline"/>
+                <w:lang w:val="en-US" w:eastAsia="zh-CN"/>
+              </w:rPr>
+            </w:pPr>
+            <w:r>
+              <w:rPr>
+                <w:rFonts w:hint="eastAsia"/>
+                <w:sz w:val="21"/>
+                <w:szCs w:val="21"/>
+                <w:vertAlign w:val="baseline"/>
+                <w:lang w:val="en-US" w:eastAsia="zh-CN"/>
+              </w:rPr>
+              <w:t>季度</w:t>
+            </w:r>
+          </w:p>
+        </w:tc>
+        <w:tc>
+          <w:tcPr>
+            <w:tcW w:w="1094" w:type="dxa"/>
+          </w:tcPr>
+          <w:p>
+            <w:pPr>
+              <w:pStyle w:val="29"/>
+              <w:keepNext w:val="0"/>
+              <w:keepLines w:val="0"/>
+              <w:pageBreakBefore w:val="0"/>
+              <w:widowControl w:val="0"/>
+              <w:kinsoku w:val="0"/>
+              <w:wordWrap/>
+              <w:overflowPunct/>
+              <w:topLinePunct w:val="0"/>
+              <w:autoSpaceDE w:val="0"/>
+              <w:autoSpaceDN w:val="0"/>
+              <w:bidi w:val="0"/>
+              <w:adjustRightInd w:val="0"/>
+              <w:snapToGrid w:val="0"/>
+              <w:ind w:left="0" w:leftChars="0" w:right="0" w:rightChars="0" w:firstLine="0" w:firstLineChars="0"/>
+              <w:jc w:val="center"/>
+              <w:textAlignment w:val="baseline"/>
+              <w:rPr>
+                <w:rFonts w:hint="default"/>
+                <w:sz w:val="21"/>
+                <w:szCs w:val="21"/>
+                <w:vertAlign w:val="baseline"/>
+                <w:lang w:val="en-US" w:eastAsia="zh-CN"/>
+              </w:rPr>
+            </w:pPr>
+            <w:r>
+              <w:rPr>
+                <w:rFonts w:hint="eastAsia" w:ascii="微软雅黑" w:hAnsi="微软雅黑" w:eastAsia="微软雅黑" w:cs="微软雅黑"/>
+                <w:sz w:val="21"/>
+                <w:szCs w:val="21"/>
+                <w:vertAlign w:val="baseline"/>
+                <w:lang w:val="en-US" w:eastAsia="zh-CN"/>
+              </w:rPr>
+              <w:t>≥95</w:t>
+            </w:r>
+            <w:r>
+              <w:rPr>
+                <w:rFonts w:hint="eastAsia"/>
+                <w:sz w:val="21"/>
+                <w:szCs w:val="21"/>
+                <w:vertAlign w:val="baseline"/>
+                <w:lang w:val="en-US" w:eastAsia="zh-CN"/>
+              </w:rPr>
+              <w:t>%</w:t>
+            </w:r>
+            <w:bookmarkStart w:id="29" w:name="_GoBack"/>
+            <w:bookmarkEnd w:id="29"/>
+          </w:p>
+        </w:tc>
+      </w:tr>
+    </w:tbl>
+    <w:p>
+      <w:pPr>
+        <w:pStyle w:val="29"/>
+        <w:rPr>
+          <w:rFonts w:hint="default"/>
+          <w:lang w:val="en-US" w:eastAsia="zh-CN"/>
+        </w:rPr>
+      </w:pPr>
     </w:p>
     <w:p>
       <w:pPr>
